--- a/documents/docx/04-microloan-agreement.docx
+++ b/documents/docx/04-microloan-agreement.docx
@@ -933,7 +933,7 @@
                 <w:sz w:val="20"/>
                 <w:szCs w:val="20"/>
               </w:rPr>
-              <w:t xml:space="preserve">+264 81 264 6222</w:t>
+              <w:t xml:space="preserve">+264 81 281 9840</w:t>
             </w:r>
           </w:p>
         </w:tc>
@@ -5379,7 +5379,7 @@
           <w:sz w:val="21"/>
           <w:szCs w:val="21"/>
         </w:rPr>
-        <w:t xml:space="preserve"> Do not pay into a personal account, do not hand cash to a person at your workplace, and do not send money to any number other than the one on this agreement. If someone asks you to, refuse and phone us on +264 81 264 6222.</w:t>
+        <w:t xml:space="preserve"> Do not pay into a personal account, do not hand cash to a person at your workplace, and do not send money to any number other than the one on this agreement. If someone asks you to, refuse and phone us on +264 81 281 9840.</w:t>
       </w:r>
     </w:p>
     <w:p>
@@ -5436,7 +5436,7 @@
           <w:sz w:val="21"/>
           <w:szCs w:val="21"/>
         </w:rPr>
-        <w:t xml:space="preserve">. If there is ever a dispute about whether you paid, your proof of payment settles it. Please also send a copy of the proof to us on WhatsApp at +264 81 264 6222 on the day you pay, so we can update the loan book immediately.</w:t>
+        <w:t xml:space="preserve">. If there is ever a dispute about whether you paid, your proof of payment settles it. Please also send a copy of the proof to us on WhatsApp at +264 81 281 9840 on the day you pay, so we can update the loan book immediately.</w:t>
       </w:r>
     </w:p>
     <w:p>
@@ -7931,7 +7931,7 @@
           <w:sz w:val="21"/>
           <w:szCs w:val="21"/>
         </w:rPr>
-        <w:t xml:space="preserve"> Phone or WhatsApp us on +264 81 264 6222 and we will give you a written settlement quote, </w:t>
+        <w:t xml:space="preserve"> Phone or WhatsApp us on +264 81 281 9840 and we will give you a written settlement quote, </w:t>
       </w:r>
       <w:r>
         <w:rPr>
@@ -11161,7 +11161,7 @@
           <w:sz w:val="21"/>
           <w:szCs w:val="21"/>
         </w:rPr>
-        <w:t xml:space="preserve"> Contact us on +264 81 264 6222 or at erastusmatheus3@gmail.com, or come to our office. Please put the complaint in writing if you can. We will acknowledge it within </w:t>
+        <w:t xml:space="preserve"> Contact us on +264 81 281 9840 or at erastusmatheus3@gmail.com, or come to our office. Please put the complaint in writing if you can. We will acknowledge it within </w:t>
       </w:r>
       <w:r>
         <w:rPr>
@@ -15704,7 +15704,7 @@
         <w:sz w:val="15"/>
         <w:szCs w:val="15"/>
       </w:rPr>
-      <w:t xml:space="preserve">Cell +264 81 281 9840   ·   WhatsApp +264 81 264 6222</w:t>
+      <w:t xml:space="preserve">Cell &amp; WhatsApp +264 81 281 9840</w:t>
     </w:r>
   </w:p>
   <w:p>
